--- a/Fase 2/Evidencias Proyecto/Evidencias de documentación/Acta de Constitucion - Barberia Big Boys.docx
+++ b/Fase 2/Evidencias Proyecto/Evidencias de documentación/Acta de Constitucion - Barberia Big Boys.docx
@@ -44,7 +44,7 @@
           <w:sz w:val="20"/>
           <w:szCs w:val="20"/>
         </w:rPr>
-        <w:t>Versión 2.0 · actualizada el 6 de octubre de 2026</w:t>
+        <w:t>Versión 2.1 · actualizada el 22 de octubre de 2026</w:t>
       </w:r>
     </w:p>
     <w:p>
@@ -295,7 +295,7 @@
                 <w:sz w:val="17"/>
                 <w:szCs w:val="17"/>
               </w:rPr>
-              <w:t>3 de septiembre de 2026 (v1.0) · actualización 6 de octubre de 2026 (v2.0)</w:t>
+              <w:t>3 de septiembre de 2026 (v1.0) · actualización 6 de octubre de 2026 (v2.0) · 22 de octubre de 2026 (v2.1)</w:t>
             </w:r>
           </w:p>
         </w:tc>
@@ -3579,7 +3579,7 @@
           <w:sz w:val="21"/>
           <w:szCs w:val="21"/>
         </w:rPr>
-        <w:t>El proyecto académico no cuenta con presupuesto monetario asignado. Para efectos de gestión, el esfuerzo del equipo se valoriza en $1.906.632 (312 h) y la línea base con contingencia en $2.108.284. Los costos de operación (servidor en Santiago, dominio y comisiones de la pasarela) los asume el negocio al pasar a producción (ver Plan de Costos).</w:t>
+        <w:t>El proyecto académico no cuenta con presupuesto monetario asignado. Para efectos de gestión, el esfuerzo del equipo se valoriza en $1.906.632 (312 h) y la línea base con contingencia en $2.108.284. Los costos de operación (servidor de aplicaciones, plan de base de datos en Supabase, dominio y comisiones de la pasarela) los asume el negocio al pasar a producción (ver Plan de Costos).</w:t>
       </w:r>
     </w:p>
     <w:p>
@@ -5776,6 +5776,86 @@
           </w:p>
         </w:tc>
       </w:tr>
+      <w:tr>
+        <w:trPr>
+          <w:cantSplit/>
+        </w:trPr>
+        <w:tc>
+          <w:tcPr>
+            <w:tcW w:w="1123" w:type="dxa"/>
+            <w:shd w:val="clear" w:color="auto" w:fill="F2F6F7"/>
+            <w:tcMar>
+              <w:top w:w="70" w:type="dxa"/>
+              <w:left w:w="90" w:type="dxa"/>
+              <w:bottom w:w="70" w:type="dxa"/>
+              <w:right w:w="90" w:type="dxa"/>
+            </w:tcMar>
+            <w:vAlign w:val="center"/>
+          </w:tcPr>
+          <w:p>
+            <w:pPr>
+              <w:spacing w:before="0" w:after="0" w:line="240" w:lineRule="auto"/>
+            </w:pPr>
+            <w:r>
+              <w:rPr>
+                <w:sz w:val="17"/>
+                <w:szCs w:val="17"/>
+              </w:rPr>
+              <w:t>2.1</w:t>
+            </w:r>
+          </w:p>
+        </w:tc>
+        <w:tc>
+          <w:tcPr>
+            <w:tcW w:w="1404" w:type="dxa"/>
+            <w:shd w:val="clear" w:color="auto" w:fill="F2F6F7"/>
+            <w:tcMar>
+              <w:top w:w="70" w:type="dxa"/>
+              <w:left w:w="90" w:type="dxa"/>
+              <w:bottom w:w="70" w:type="dxa"/>
+              <w:right w:w="90" w:type="dxa"/>
+            </w:tcMar>
+            <w:vAlign w:val="center"/>
+          </w:tcPr>
+          <w:p>
+            <w:pPr>
+              <w:spacing w:before="0" w:after="0" w:line="240" w:lineRule="auto"/>
+            </w:pPr>
+            <w:r>
+              <w:rPr>
+                <w:sz w:val="17"/>
+                <w:szCs w:val="17"/>
+              </w:rPr>
+              <w:t>22-10-2026</w:t>
+            </w:r>
+          </w:p>
+        </w:tc>
+        <w:tc>
+          <w:tcPr>
+            <w:tcW w:w="6833" w:type="dxa"/>
+            <w:shd w:val="clear" w:color="auto" w:fill="F2F6F7"/>
+            <w:tcMar>
+              <w:top w:w="70" w:type="dxa"/>
+              <w:left w:w="90" w:type="dxa"/>
+              <w:bottom w:w="70" w:type="dxa"/>
+              <w:right w:w="90" w:type="dxa"/>
+            </w:tcMar>
+            <w:vAlign w:val="center"/>
+          </w:tcPr>
+          <w:p>
+            <w:pPr>
+              <w:spacing w:before="0" w:after="0" w:line="240" w:lineRule="auto"/>
+            </w:pPr>
+            <w:r>
+              <w:rPr>
+                <w:sz w:val="17"/>
+                <w:szCs w:val="17"/>
+              </w:rPr>
+              <w:t>Costos de operación alineados con la base de datos en Supabase (SC-18) y el alojamiento de la API por definir (SC-20)</w:t>
+            </w:r>
+          </w:p>
+        </w:tc>
+      </w:tr>
     </w:tbl>
     <w:p>
       <w:pPr>
@@ -5888,6 +5968,8 @@
       </w:r>
     </w:p>
     <w:sectPr>
+      <w:headerReference w:type="default" r:id="rId7"/>
+      <w:footerReference w:type="default" r:id="rId8"/>
       <w:pgSz w:w="12240" w:h="15840"/>
       <w:pgMar w:top="1080" w:right="1440" w:bottom="1080" w:left="1440" w:header="708" w:footer="708" w:gutter="0"/>
       <w:cols w:space="720"/>
@@ -5895,6 +5977,26 @@
     </w:sectPr>
   </w:body>
 </w:document>
+</file>
+
+<file path=word/footer1.xml><?xml version="1.0" encoding="utf-8"?>
+<w:ftr xmlns:m="http://schemas.openxmlformats.org/officeDocument/2006/math" xmlns:mc="http://schemas.openxmlformats.org/markup-compatibility/2006" xmlns:mo="http://schemas.microsoft.com/office/mac/office/2008/main" xmlns:mv="urn:schemas-microsoft-com:mac:vml" xmlns:o="urn:schemas-microsoft-com:office:office" xmlns:r="http://schemas.openxmlformats.org/officeDocument/2006/relationships" xmlns:v="urn:schemas-microsoft-com:vml" xmlns:w10="urn:schemas-microsoft-com:office:word" xmlns:w14="http://schemas.microsoft.com/office/word/2010/wordml" xmlns:w="http://schemas.openxmlformats.org/wordprocessingml/2006/main" xmlns:wne="http://schemas.microsoft.com/office/word/2006/wordml" xmlns:wp14="http://schemas.microsoft.com/office/word/2010/wordprocessingDrawing" xmlns:wp="http://schemas.openxmlformats.org/drawingml/2006/wordprocessingDrawing" xmlns:wpc="http://schemas.microsoft.com/office/word/2010/wordprocessingCanvas" xmlns:wpg="http://schemas.microsoft.com/office/word/2010/wordprocessingGroup" xmlns:wpi="http://schemas.microsoft.com/office/word/2010/wordprocessingInk" xmlns:wps="http://schemas.microsoft.com/office/word/2010/wordprocessingShape" mc:Ignorable="w14 wp14">
+  <w:p>
+    <w:pPr>
+      <w:pStyle w:val="Footer"/>
+    </w:pPr>
+  </w:p>
+</w:ftr>
+</file>
+
+<file path=word/header1.xml><?xml version="1.0" encoding="utf-8"?>
+<w:hdr xmlns:m="http://schemas.openxmlformats.org/officeDocument/2006/math" xmlns:mc="http://schemas.openxmlformats.org/markup-compatibility/2006" xmlns:mo="http://schemas.microsoft.com/office/mac/office/2008/main" xmlns:mv="urn:schemas-microsoft-com:mac:vml" xmlns:o="urn:schemas-microsoft-com:office:office" xmlns:r="http://schemas.openxmlformats.org/officeDocument/2006/relationships" xmlns:v="urn:schemas-microsoft-com:vml" xmlns:w10="urn:schemas-microsoft-com:office:word" xmlns:w14="http://schemas.microsoft.com/office/word/2010/wordml" xmlns:w="http://schemas.openxmlformats.org/wordprocessingml/2006/main" xmlns:wne="http://schemas.microsoft.com/office/word/2006/wordml" xmlns:wp14="http://schemas.microsoft.com/office/word/2010/wordprocessingDrawing" xmlns:wp="http://schemas.openxmlformats.org/drawingml/2006/wordprocessingDrawing" xmlns:wpc="http://schemas.microsoft.com/office/word/2010/wordprocessingCanvas" xmlns:wpg="http://schemas.microsoft.com/office/word/2010/wordprocessingGroup" xmlns:wpi="http://schemas.microsoft.com/office/word/2010/wordprocessingInk" xmlns:wps="http://schemas.microsoft.com/office/word/2010/wordprocessingShape" mc:Ignorable="w14 wp14">
+  <w:p>
+    <w:pPr>
+      <w:pStyle w:val="Header"/>
+    </w:pPr>
+  </w:p>
+</w:hdr>
 </file>
 
 <file path=word/numbering.xml><?xml version="1.0" encoding="utf-8"?>

--- a/Fase 2/Evidencias Proyecto/Evidencias de documentación/Acta de Constitucion - Barberia Big Boys.docx
+++ b/Fase 2/Evidencias Proyecto/Evidencias de documentación/Acta de Constitucion - Barberia Big Boys.docx
@@ -5851,7 +5851,7 @@
                 <w:sz w:val="17"/>
                 <w:szCs w:val="17"/>
               </w:rPr>
-              <w:t>Costos de operación alineados con la base de datos en Supabase (SC-18) y el alojamiento de la API por definir (SC-20)</w:t>
+              <w:t>Costos de operación alineados con la base de datos en Supabase (SC-18) y la API publicada en Supabase (SC-20)</w:t>
             </w:r>
           </w:p>
         </w:tc>
